--- a/pm/pl-checkins-one-pager-2026-10-29.docx
+++ b/pm/pl-checkins-one-pager-2026-10-29.docx
@@ -352,7 +352,7 @@
           <w:sz w:val="20"/>
           <w:szCs w:val="20"/>
         </w:rPr>
-        <w:t xml:space="preserve"> — who you spoke with and what they said. MMC holds no notes at all for 2026; the app and the Friday export may, but MMC is where the routing and the physician decks can read them.</w:t>
+        <w:t xml:space="preserve"> — who you spoke with and what they said. Most of you already write this on the company record (hundreds of entries since August across the team), and that is where it was found; the check-in itself carries none, so the Friday activity export cannot see it. Keep writing it — we will read the company notes as well — or put the same line on the check-in, whichever is easier.</w:t>
       </w:r>
     </w:p>
     <w:p>

--- a/pm/pl-checkins-one-pager-2026-10-29.docx
+++ b/pm/pl-checkins-one-pager-2026-10-29.docx
@@ -352,7 +352,7 @@
           <w:sz w:val="20"/>
           <w:szCs w:val="20"/>
         </w:rPr>
-        <w:t xml:space="preserve"> — who you spoke with and what they said. Most of you already write this on the company record (hundreds of entries since August across the team), and that is where it was found; the check-in itself carries none, so the Friday activity export cannot see it. Keep writing it — we will read the company notes as well — or put the same line on the check-in, whichever is easier.</w:t>
+        <w:t xml:space="preserve"> — who you spoke with and what they said. You already write this on the company record (hundreds of entries since August across the team), and that is where it was found; the check-in itself carries none, so the Friday activity export cannot see it. Keep writing it — we will read the company notes as well — or put the same line on the check-in, whichever is easier.</w:t>
       </w:r>
     </w:p>
     <w:p>
